--- a/03_Outputs/final scripts/zh/Module 3/3.0.0-zh.docx
+++ b/03_Outputs/final scripts/zh/Module 3/3.0.0-zh.docx
@@ -9,27 +9,27 @@
     </w:p>
     <w:p>
       <w:r>
-        <w:t>在本模块中，我们将探索迈向可持续和公平能源未来的旅程。向可再生能源转型不仅关乎确保各社区和地区的公平与包容，还意味着从化石燃料转向风能和太阳能等清洁能源。</w:t>
+        <w:t>在本模块中，我们将探索迈向可持续和公平能源未来的旅程。向可再生能源的转型关乎确保各社区和地区的公平与包容，同时摆脱化石燃料，转向风能和太阳能等清洁能源。</w:t>
       </w:r>
     </w:p>
     <w:p>
       <w:r>
-        <w:t>全球范围内，气候变化的紧迫性正在加快这一转变。2024年，全球新增发电容量中，可再生能源占比达93%。这一进展展示了可能性，但也凸显了需要谨慎管理转型过程，确保没有社区被落下。公正转型的核心在于解决长期以来影响弱势群体的不平等问题。</w:t>
+        <w:t>全球范围内，气候变化的紧迫性正在加快这一转变。2024年，全球新增发电容量中，可再生能源占比达93%。这一进展展示了可能性，但也凸显了需要谨慎管理转型，确保没有社区被落下的必要。公正转型的核心在于解决长期以来影响弱势群体的不平等问题。</w:t>
       </w:r>
     </w:p>
     <w:p>
       <w:r>
-        <w:t>在全球南方，挑战尤为严峻。严重依赖化石燃料的地区（如印度的煤炭依赖地区或中东的石油经济体）如果转型不加以周密管理，可能会引发经济动荡。土地权利、水资源利用和贫困问题进一步增加了复杂性，影响着向可再生能源的过渡路径。</w:t>
+        <w:t>在全球南方，挑战尤为严峻。严重依赖化石燃料的地区（如印度的煤炭依赖地区或中东的石油经济体）如果不加以周到管理，可能会面临经济动荡。土地权利、水资源利用和贫困问题进一步增加了复杂性，影响着向可再生能源的过渡路径。</w:t>
       </w:r>
     </w:p>
     <w:p>
       <w:r>
-        <w:t>公正的能源转型需要强有力的治理和合作。政策和制度必须反映当地实际情况、文化背景和人权。例如，确保可再生能源项目中的土地所有权可以帮助防止流离失所，而通过“自由、事先和知情同意”等程序的社区参与，有助于建立信任和合法性。</w:t>
+        <w:t>公正的能源转型需要强有力的治理和合作。政策和制度必须反映当地实际情况、文化背景和人权。例如，确保可再生能源项目中的土地所有权可以帮助防止流离失所，而通过“自由、事先和知情同意”等程序的社区参与则有助于建立信任和合法性。</w:t>
       </w:r>
     </w:p>
     <w:p>
       <w:r>
-        <w:t>环境因素也不容忽视。可再生能源系统可以减少温室气体排放，太阳能发电的全生命周期排放比煤炭少约70%。然而，这些技术必须负责任地开发。大型水电项目可能破坏生态系统，风电和太阳能发电场也需要精心选址，以最大限度减少对栖息地的影响。</w:t>
+        <w:t>环境因素也不容忽视。可再生能源系统可以减少温室气体排放，太阳能发电的全生命周期排放比煤炭少约70%。尽管如此，这些技术必须负责任地开发。大型水电项目可能破坏生态系统，风能或太阳能发电场的选址也需谨慎，以最大程度减少对栖息地的影响。</w:t>
       </w:r>
     </w:p>
     <w:p>
